--- a/backend-book.docx
+++ b/backend-book.docx
@@ -1085,9 +1085,9 @@
         </w:rPr>
         <w:lastRenderedPageBreak/>
         <w:drawing>
-          <wp:inline distT="0" distB="0" distL="0" distR="0" wp14:anchorId="6E2D0DF7" wp14:editId="14889FEE">
-            <wp:extent cx="6858000" cy="4623435"/>
-            <wp:effectExtent l="0" t="0" r="0" b="5715"/>
+          <wp:inline distT="0" distB="0" distL="0" distR="0" wp14:anchorId="6E2D0DF7" wp14:editId="6627D08D">
+            <wp:extent cx="6858000" cy="3847771"/>
+            <wp:effectExtent l="0" t="0" r="0" b="635"/>
             <wp:docPr id="5" name="Picture 5"/>
             <wp:cNvGraphicFramePr>
               <a:graphicFrameLocks xmlns:a="http://schemas.openxmlformats.org/drawingml/2006/main" noChangeAspect="1"/>
@@ -1114,7 +1114,7 @@
                   <pic:spPr>
                     <a:xfrm>
                       <a:off x="0" y="0"/>
-                      <a:ext cx="6858000" cy="4623435"/>
+                      <a:ext cx="6858000" cy="3847771"/>
                     </a:xfrm>
                     <a:prstGeom prst="rect">
                       <a:avLst/>
@@ -1136,9 +1136,9 @@
           <w:noProof/>
         </w:rPr>
         <w:drawing>
-          <wp:inline distT="0" distB="0" distL="0" distR="0" wp14:anchorId="49ECBB6F" wp14:editId="245BFAE8">
-            <wp:extent cx="6858000" cy="3288665"/>
-            <wp:effectExtent l="0" t="0" r="0" b="6985"/>
+          <wp:inline distT="0" distB="0" distL="0" distR="0" wp14:anchorId="49ECBB6F" wp14:editId="657EFC12">
+            <wp:extent cx="6858000" cy="3204627"/>
+            <wp:effectExtent l="0" t="0" r="0" b="0"/>
             <wp:docPr id="6" name="Picture 6"/>
             <wp:cNvGraphicFramePr>
               <a:graphicFrameLocks xmlns:a="http://schemas.openxmlformats.org/drawingml/2006/main" noChangeAspect="1"/>
@@ -1165,7 +1165,7 @@
                   <pic:spPr>
                     <a:xfrm>
                       <a:off x="0" y="0"/>
-                      <a:ext cx="6858000" cy="3288665"/>
+                      <a:ext cx="6858000" cy="3204627"/>
                     </a:xfrm>
                     <a:prstGeom prst="rect">
                       <a:avLst/>
@@ -1197,7 +1197,6 @@
         <w:spacing w:after="0" w:afterAutospacing="0"/>
       </w:pPr>
       <w:r>
-        <w:lastRenderedPageBreak/>
         <w:t>Reset Password</w:t>
       </w:r>
     </w:p>
@@ -1235,10 +1234,11 @@
         <w:rPr>
           <w:noProof/>
         </w:rPr>
+        <w:lastRenderedPageBreak/>
         <w:drawing>
-          <wp:inline distT="0" distB="0" distL="0" distR="0" wp14:anchorId="33FB557D" wp14:editId="075116D4">
-            <wp:extent cx="6032246" cy="3070860"/>
-            <wp:effectExtent l="0" t="0" r="6985" b="0"/>
+          <wp:inline distT="0" distB="0" distL="0" distR="0" wp14:anchorId="33FB557D" wp14:editId="3E31CF20">
+            <wp:extent cx="6053085" cy="3052588"/>
+            <wp:effectExtent l="0" t="0" r="5080" b="0"/>
             <wp:docPr id="43" name="Picture 43"/>
             <wp:cNvGraphicFramePr>
               <a:graphicFrameLocks xmlns:a="http://schemas.openxmlformats.org/drawingml/2006/main" noChangeAspect="1"/>
@@ -1265,7 +1265,7 @@
                   <pic:spPr>
                     <a:xfrm>
                       <a:off x="0" y="0"/>
-                      <a:ext cx="6053085" cy="3081469"/>
+                      <a:ext cx="6053085" cy="3052588"/>
                     </a:xfrm>
                     <a:prstGeom prst="rect">
                       <a:avLst/>
@@ -1287,9 +1287,9 @@
           <w:noProof/>
         </w:rPr>
         <w:drawing>
-          <wp:inline distT="0" distB="0" distL="0" distR="0" wp14:anchorId="7D0D2F45" wp14:editId="131B22BC">
-            <wp:extent cx="5701364" cy="4975860"/>
-            <wp:effectExtent l="0" t="0" r="0" b="0"/>
+          <wp:inline distT="0" distB="0" distL="0" distR="0" wp14:anchorId="7D0D2F45" wp14:editId="03296DA6">
+            <wp:extent cx="5725863" cy="4961129"/>
+            <wp:effectExtent l="0" t="0" r="8255" b="0"/>
             <wp:docPr id="48" name="Picture 48"/>
             <wp:cNvGraphicFramePr>
               <a:graphicFrameLocks xmlns:a="http://schemas.openxmlformats.org/drawingml/2006/main" noChangeAspect="1"/>
@@ -1316,7 +1316,7 @@
                   <pic:spPr>
                     <a:xfrm>
                       <a:off x="0" y="0"/>
-                      <a:ext cx="5725863" cy="4997242"/>
+                      <a:ext cx="5725863" cy="4961129"/>
                     </a:xfrm>
                     <a:prstGeom prst="rect">
                       <a:avLst/>
@@ -1339,8 +1339,8 @@
         </w:rPr>
         <w:lastRenderedPageBreak/>
         <w:drawing>
-          <wp:inline distT="0" distB="0" distL="0" distR="0" wp14:anchorId="75C28257" wp14:editId="5C368A23">
-            <wp:extent cx="5951736" cy="4534293"/>
+          <wp:inline distT="0" distB="0" distL="0" distR="0" wp14:anchorId="75C28257" wp14:editId="6EF36E37">
+            <wp:extent cx="5951736" cy="4444871"/>
             <wp:effectExtent l="0" t="0" r="0" b="0"/>
             <wp:docPr id="49" name="Picture 49"/>
             <wp:cNvGraphicFramePr>
@@ -1368,7 +1368,7 @@
                   <pic:spPr>
                     <a:xfrm>
                       <a:off x="0" y="0"/>
-                      <a:ext cx="5951736" cy="4534293"/>
+                      <a:ext cx="5951736" cy="4444871"/>
                     </a:xfrm>
                     <a:prstGeom prst="rect">
                       <a:avLst/>
@@ -1445,8 +1445,6 @@
       <w:pPr>
         <w:pStyle w:val="NormalWeb"/>
       </w:pPr>
-      <w:bookmarkStart w:id="0" w:name="_GoBack"/>
-      <w:bookmarkEnd w:id="0"/>
     </w:p>
     <w:p>
       <w:pPr>
@@ -1490,9 +1488,9 @@
           <w:noProof/>
         </w:rPr>
         <w:drawing>
-          <wp:inline distT="0" distB="0" distL="0" distR="0" wp14:anchorId="3CB25A7A" wp14:editId="5FC1BD55">
-            <wp:extent cx="6187976" cy="3406435"/>
-            <wp:effectExtent l="0" t="0" r="3810" b="3810"/>
+          <wp:inline distT="0" distB="0" distL="0" distR="0" wp14:anchorId="3CB25A7A" wp14:editId="14361D15">
+            <wp:extent cx="5985996" cy="3406435"/>
+            <wp:effectExtent l="0" t="0" r="0" b="3810"/>
             <wp:docPr id="9" name="Picture 9"/>
             <wp:cNvGraphicFramePr>
               <a:graphicFrameLocks xmlns:a="http://schemas.openxmlformats.org/drawingml/2006/main" noChangeAspect="1"/>
@@ -1519,7 +1517,7 @@
                   <pic:spPr>
                     <a:xfrm>
                       <a:off x="0" y="0"/>
-                      <a:ext cx="6187976" cy="3406435"/>
+                      <a:ext cx="5985996" cy="3406435"/>
                     </a:xfrm>
                     <a:prstGeom prst="rect">
                       <a:avLst/>
@@ -1541,8 +1539,8 @@
           <w:noProof/>
         </w:rPr>
         <w:drawing>
-          <wp:inline distT="0" distB="0" distL="0" distR="0" wp14:anchorId="21AA03A0" wp14:editId="4E91A50C">
-            <wp:extent cx="6858000" cy="4478655"/>
+          <wp:inline distT="0" distB="0" distL="0" distR="0" wp14:anchorId="21AA03A0" wp14:editId="50DD45E5">
+            <wp:extent cx="6858000" cy="4425514"/>
             <wp:effectExtent l="0" t="0" r="0" b="0"/>
             <wp:docPr id="10" name="Picture 10"/>
             <wp:cNvGraphicFramePr>
@@ -1570,7 +1568,7 @@
                   <pic:spPr>
                     <a:xfrm>
                       <a:off x="0" y="0"/>
-                      <a:ext cx="6858000" cy="4478655"/>
+                      <a:ext cx="6858000" cy="4425514"/>
                     </a:xfrm>
                     <a:prstGeom prst="rect">
                       <a:avLst/>
@@ -1593,8 +1591,8 @@
         </w:rPr>
         <w:lastRenderedPageBreak/>
         <w:drawing>
-          <wp:inline distT="0" distB="0" distL="0" distR="0" wp14:anchorId="7003717F" wp14:editId="27F30E55">
-            <wp:extent cx="5273497" cy="2613887"/>
+          <wp:inline distT="0" distB="0" distL="0" distR="0" wp14:anchorId="7003717F" wp14:editId="50F6C84D">
+            <wp:extent cx="5273497" cy="2534109"/>
             <wp:effectExtent l="0" t="0" r="3810" b="0"/>
             <wp:docPr id="11" name="Picture 11"/>
             <wp:cNvGraphicFramePr>
@@ -1622,7 +1620,7 @@
                   <pic:spPr>
                     <a:xfrm>
                       <a:off x="0" y="0"/>
-                      <a:ext cx="5273497" cy="2613887"/>
+                      <a:ext cx="5273497" cy="2534109"/>
                     </a:xfrm>
                     <a:prstGeom prst="rect">
                       <a:avLst/>
@@ -1773,9 +1771,9 @@
           <w:noProof/>
         </w:rPr>
         <w:drawing>
-          <wp:inline distT="0" distB="0" distL="0" distR="0" wp14:anchorId="04ED781D" wp14:editId="419555DF">
-            <wp:extent cx="4816257" cy="2796782"/>
-            <wp:effectExtent l="0" t="0" r="3810" b="3810"/>
+          <wp:inline distT="0" distB="0" distL="0" distR="0" wp14:anchorId="04ED781D" wp14:editId="6C07B884">
+            <wp:extent cx="4802851" cy="2796782"/>
+            <wp:effectExtent l="0" t="0" r="0" b="3810"/>
             <wp:docPr id="15" name="Picture 15"/>
             <wp:cNvGraphicFramePr>
               <a:graphicFrameLocks xmlns:a="http://schemas.openxmlformats.org/drawingml/2006/main" noChangeAspect="1"/>
@@ -1802,7 +1800,7 @@
                   <pic:spPr>
                     <a:xfrm>
                       <a:off x="0" y="0"/>
-                      <a:ext cx="4816257" cy="2796782"/>
+                      <a:ext cx="4802851" cy="2796782"/>
                     </a:xfrm>
                     <a:prstGeom prst="rect">
                       <a:avLst/>
@@ -1824,9 +1822,9 @@
           <w:noProof/>
         </w:rPr>
         <w:drawing>
-          <wp:inline distT="0" distB="0" distL="0" distR="0" wp14:anchorId="1A3B4CAE" wp14:editId="15290959">
-            <wp:extent cx="4938188" cy="3787468"/>
-            <wp:effectExtent l="0" t="0" r="0" b="3810"/>
+          <wp:inline distT="0" distB="0" distL="0" distR="0" wp14:anchorId="1A3B4CAE" wp14:editId="2F1CACA1">
+            <wp:extent cx="4938188" cy="3779507"/>
+            <wp:effectExtent l="0" t="0" r="0" b="0"/>
             <wp:docPr id="16" name="Picture 16"/>
             <wp:cNvGraphicFramePr>
               <a:graphicFrameLocks xmlns:a="http://schemas.openxmlformats.org/drawingml/2006/main" noChangeAspect="1"/>
@@ -1853,7 +1851,7 @@
                   <pic:spPr>
                     <a:xfrm>
                       <a:off x="0" y="0"/>
-                      <a:ext cx="4938188" cy="3787468"/>
+                      <a:ext cx="4938188" cy="3779507"/>
                     </a:xfrm>
                     <a:prstGeom prst="rect">
                       <a:avLst/>
@@ -1876,9 +1874,9 @@
         </w:rPr>
         <w:lastRenderedPageBreak/>
         <w:drawing>
-          <wp:inline distT="0" distB="0" distL="0" distR="0" wp14:anchorId="1FEE871B" wp14:editId="1C352934">
-            <wp:extent cx="4359018" cy="3048264"/>
-            <wp:effectExtent l="0" t="0" r="3810" b="0"/>
+          <wp:inline distT="0" distB="0" distL="0" distR="0" wp14:anchorId="1FEE871B" wp14:editId="384DEE72">
+            <wp:extent cx="4307478" cy="3048264"/>
+            <wp:effectExtent l="0" t="0" r="0" b="0"/>
             <wp:docPr id="17" name="Picture 17"/>
             <wp:cNvGraphicFramePr>
               <a:graphicFrameLocks xmlns:a="http://schemas.openxmlformats.org/drawingml/2006/main" noChangeAspect="1"/>
@@ -1905,7 +1903,7 @@
                   <pic:spPr>
                     <a:xfrm>
                       <a:off x="0" y="0"/>
-                      <a:ext cx="4359018" cy="3048264"/>
+                      <a:ext cx="4307478" cy="3048264"/>
                     </a:xfrm>
                     <a:prstGeom prst="rect">
                       <a:avLst/>
@@ -2022,16 +2020,7 @@
           <w:szCs w:val="28"/>
         </w:rPr>
         <w:lastRenderedPageBreak/>
-        <w:t>Languages</w:t>
-      </w:r>
-      <w:r>
-        <w:rPr>
-          <w:b/>
-          <w:bCs/>
-          <w:sz w:val="28"/>
-          <w:szCs w:val="28"/>
-        </w:rPr>
-        <w:t xml:space="preserve"> management:</w:t>
+        <w:t>Languages management:</w:t>
       </w:r>
     </w:p>
     <w:p>
@@ -2074,8 +2063,8 @@
           <w:szCs w:val="28"/>
         </w:rPr>
         <w:drawing>
-          <wp:inline distT="0" distB="0" distL="0" distR="0" wp14:anchorId="35060E2F" wp14:editId="7105586D">
-            <wp:extent cx="4519052" cy="2476715"/>
+          <wp:inline distT="0" distB="0" distL="0" distR="0" wp14:anchorId="35060E2F" wp14:editId="04482258">
+            <wp:extent cx="4275591" cy="2476715"/>
             <wp:effectExtent l="0" t="0" r="0" b="0"/>
             <wp:docPr id="18" name="Picture 18"/>
             <wp:cNvGraphicFramePr>
@@ -2103,7 +2092,7 @@
                   <pic:spPr>
                     <a:xfrm>
                       <a:off x="0" y="0"/>
-                      <a:ext cx="4519052" cy="2476715"/>
+                      <a:ext cx="4275591" cy="2476715"/>
                     </a:xfrm>
                     <a:prstGeom prst="rect">
                       <a:avLst/>
@@ -2132,9 +2121,9 @@
           <w:szCs w:val="28"/>
         </w:rPr>
         <w:drawing>
-          <wp:inline distT="0" distB="0" distL="0" distR="0" wp14:anchorId="5D93E220" wp14:editId="588275C8">
-            <wp:extent cx="5037257" cy="3414056"/>
-            <wp:effectExtent l="0" t="0" r="0" b="0"/>
+          <wp:inline distT="0" distB="0" distL="0" distR="0" wp14:anchorId="5D93E220" wp14:editId="6176C113">
+            <wp:extent cx="4830112" cy="3414056"/>
+            <wp:effectExtent l="0" t="0" r="8890" b="0"/>
             <wp:docPr id="19" name="Picture 19"/>
             <wp:cNvGraphicFramePr>
               <a:graphicFrameLocks xmlns:a="http://schemas.openxmlformats.org/drawingml/2006/main" noChangeAspect="1"/>
@@ -2161,7 +2150,7 @@
                   <pic:spPr>
                     <a:xfrm>
                       <a:off x="0" y="0"/>
-                      <a:ext cx="5037257" cy="3414056"/>
+                      <a:ext cx="4830112" cy="3414056"/>
                     </a:xfrm>
                     <a:prstGeom prst="rect">
                       <a:avLst/>
@@ -2191,8 +2180,8 @@
         </w:rPr>
         <w:lastRenderedPageBreak/>
         <w:drawing>
-          <wp:inline distT="0" distB="0" distL="0" distR="0" wp14:anchorId="05CA0C1D" wp14:editId="22F627B8">
-            <wp:extent cx="4328535" cy="3391194"/>
+          <wp:inline distT="0" distB="0" distL="0" distR="0" wp14:anchorId="05CA0C1D" wp14:editId="7853A30D">
+            <wp:extent cx="4134469" cy="3391194"/>
             <wp:effectExtent l="0" t="0" r="0" b="0"/>
             <wp:docPr id="20" name="Picture 20"/>
             <wp:cNvGraphicFramePr>
@@ -2220,7 +2209,7 @@
                   <pic:spPr>
                     <a:xfrm>
                       <a:off x="0" y="0"/>
-                      <a:ext cx="4328535" cy="3391194"/>
+                      <a:ext cx="4134469" cy="3391194"/>
                     </a:xfrm>
                     <a:prstGeom prst="rect">
                       <a:avLst/>
@@ -2392,16 +2381,7 @@
           <w:szCs w:val="28"/>
         </w:rPr>
         <w:lastRenderedPageBreak/>
-        <w:t>Courses</w:t>
-      </w:r>
-      <w:r>
-        <w:rPr>
-          <w:b/>
-          <w:bCs/>
-          <w:sz w:val="28"/>
-          <w:szCs w:val="28"/>
-        </w:rPr>
-        <w:t>:</w:t>
+        <w:t>Courses:</w:t>
       </w:r>
     </w:p>
     <w:p>
@@ -2423,21 +2403,7 @@
           <w:sz w:val="28"/>
           <w:szCs w:val="28"/>
         </w:rPr>
-        <w:t>Instructor</w:t>
-      </w:r>
-      <w:r>
-        <w:rPr>
-          <w:sz w:val="28"/>
-          <w:szCs w:val="28"/>
-        </w:rPr>
-        <w:t xml:space="preserve"> can add, remove, edit </w:t>
-      </w:r>
-      <w:r>
-        <w:rPr>
-          <w:sz w:val="28"/>
-          <w:szCs w:val="28"/>
-        </w:rPr>
-        <w:t>courses</w:t>
+        <w:t>Instructor can add, remove, edit courses</w:t>
       </w:r>
     </w:p>
     <w:p>
@@ -2449,8 +2415,8 @@
           <w:noProof/>
         </w:rPr>
         <w:drawing>
-          <wp:inline distT="0" distB="0" distL="0" distR="0" wp14:anchorId="2E9045E8" wp14:editId="2145EE2D">
-            <wp:extent cx="6858000" cy="4062730"/>
+          <wp:inline distT="0" distB="0" distL="0" distR="0" wp14:anchorId="2E9045E8" wp14:editId="18B4AB4E">
+            <wp:extent cx="6597692" cy="4062730"/>
             <wp:effectExtent l="0" t="0" r="0" b="0"/>
             <wp:docPr id="26" name="Picture 26"/>
             <wp:cNvGraphicFramePr>
@@ -2478,7 +2444,7 @@
                   <pic:spPr>
                     <a:xfrm>
                       <a:off x="0" y="0"/>
-                      <a:ext cx="6858000" cy="4062730"/>
+                      <a:ext cx="6597692" cy="4062730"/>
                     </a:xfrm>
                     <a:prstGeom prst="rect">
                       <a:avLst/>
@@ -2501,9 +2467,9 @@
         </w:rPr>
         <w:lastRenderedPageBreak/>
         <w:drawing>
-          <wp:inline distT="0" distB="0" distL="0" distR="0" wp14:anchorId="14CB5A9F" wp14:editId="2C4AB814">
-            <wp:extent cx="6858000" cy="4361815"/>
-            <wp:effectExtent l="0" t="0" r="0" b="635"/>
+          <wp:inline distT="0" distB="0" distL="0" distR="0" wp14:anchorId="14CB5A9F" wp14:editId="6328ABC4">
+            <wp:extent cx="6000320" cy="4361815"/>
+            <wp:effectExtent l="0" t="0" r="635" b="635"/>
             <wp:docPr id="27" name="Picture 27"/>
             <wp:cNvGraphicFramePr>
               <a:graphicFrameLocks xmlns:a="http://schemas.openxmlformats.org/drawingml/2006/main" noChangeAspect="1"/>
@@ -2530,7 +2496,7 @@
                   <pic:spPr>
                     <a:xfrm>
                       <a:off x="0" y="0"/>
-                      <a:ext cx="6858000" cy="4361815"/>
+                      <a:ext cx="6000320" cy="4361815"/>
                     </a:xfrm>
                     <a:prstGeom prst="rect">
                       <a:avLst/>
@@ -2552,9 +2518,9 @@
           <w:noProof/>
         </w:rPr>
         <w:drawing>
-          <wp:inline distT="0" distB="0" distL="0" distR="0" wp14:anchorId="37EF17C5" wp14:editId="5900309C">
-            <wp:extent cx="6416596" cy="4099915"/>
-            <wp:effectExtent l="0" t="0" r="3810" b="0"/>
+          <wp:inline distT="0" distB="0" distL="0" distR="0" wp14:anchorId="37EF17C5" wp14:editId="3280C325">
+            <wp:extent cx="6323010" cy="4099915"/>
+            <wp:effectExtent l="0" t="0" r="1905" b="0"/>
             <wp:docPr id="28" name="Picture 28"/>
             <wp:cNvGraphicFramePr>
               <a:graphicFrameLocks xmlns:a="http://schemas.openxmlformats.org/drawingml/2006/main" noChangeAspect="1"/>
@@ -2581,7 +2547,7 @@
                   <pic:spPr>
                     <a:xfrm>
                       <a:off x="0" y="0"/>
-                      <a:ext cx="6416596" cy="4099915"/>
+                      <a:ext cx="6323010" cy="4099915"/>
                     </a:xfrm>
                     <a:prstGeom prst="rect">
                       <a:avLst/>
@@ -2626,21 +2592,7 @@
           <w:sz w:val="28"/>
           <w:szCs w:val="28"/>
         </w:rPr>
-        <w:t>publish</w:t>
-      </w:r>
-      <w:r>
-        <w:rPr>
-          <w:sz w:val="28"/>
-          <w:szCs w:val="28"/>
-        </w:rPr>
-        <w:t>, un</w:t>
-      </w:r>
-      <w:r>
-        <w:rPr>
-          <w:sz w:val="28"/>
-          <w:szCs w:val="28"/>
-        </w:rPr>
-        <w:t>publish</w:t>
+        <w:t>publish, unpublish</w:t>
       </w:r>
       <w:r>
         <w:rPr>
@@ -2659,9 +2611,9 @@
           <w:noProof/>
         </w:rPr>
         <w:drawing>
-          <wp:inline distT="0" distB="0" distL="0" distR="0" wp14:anchorId="647F842A" wp14:editId="656F6BF3">
-            <wp:extent cx="6637595" cy="3711262"/>
-            <wp:effectExtent l="0" t="0" r="0" b="3810"/>
+          <wp:inline distT="0" distB="0" distL="0" distR="0" wp14:anchorId="647F842A" wp14:editId="43662D7C">
+            <wp:extent cx="6637595" cy="3670527"/>
+            <wp:effectExtent l="0" t="0" r="0" b="6350"/>
             <wp:docPr id="29" name="Picture 29"/>
             <wp:cNvGraphicFramePr>
               <a:graphicFrameLocks xmlns:a="http://schemas.openxmlformats.org/drawingml/2006/main" noChangeAspect="1"/>
@@ -2688,7 +2640,7 @@
                   <pic:spPr>
                     <a:xfrm>
                       <a:off x="0" y="0"/>
-                      <a:ext cx="6637595" cy="3711262"/>
+                      <a:ext cx="6637595" cy="3670527"/>
                     </a:xfrm>
                     <a:prstGeom prst="rect">
                       <a:avLst/>
@@ -2710,8 +2662,8 @@
           <w:noProof/>
         </w:rPr>
         <w:drawing>
-          <wp:inline distT="0" distB="0" distL="0" distR="0" wp14:anchorId="4DA6D133" wp14:editId="23B78E1E">
-            <wp:extent cx="6858000" cy="3674745"/>
+          <wp:inline distT="0" distB="0" distL="0" distR="0" wp14:anchorId="4DA6D133" wp14:editId="0A918179">
+            <wp:extent cx="6746277" cy="3674745"/>
             <wp:effectExtent l="0" t="0" r="0" b="1905"/>
             <wp:docPr id="30" name="Picture 30"/>
             <wp:cNvGraphicFramePr>
@@ -2739,7 +2691,7 @@
                   <pic:spPr>
                     <a:xfrm>
                       <a:off x="0" y="0"/>
-                      <a:ext cx="6858000" cy="3674745"/>
+                      <a:ext cx="6746277" cy="3674745"/>
                     </a:xfrm>
                     <a:prstGeom prst="rect">
                       <a:avLst/>
@@ -2807,9 +2759,9 @@
           <w:noProof/>
         </w:rPr>
         <w:drawing>
-          <wp:inline distT="0" distB="0" distL="0" distR="0" wp14:anchorId="3D8C9FBA" wp14:editId="7E9B6C84">
-            <wp:extent cx="5006340" cy="6391932"/>
-            <wp:effectExtent l="0" t="0" r="3810" b="8890"/>
+          <wp:inline distT="0" distB="0" distL="0" distR="0" wp14:anchorId="3D8C9FBA" wp14:editId="3AD5EE36">
+            <wp:extent cx="5006340" cy="5177384"/>
+            <wp:effectExtent l="0" t="0" r="3810" b="4445"/>
             <wp:docPr id="31" name="Picture 31"/>
             <wp:cNvGraphicFramePr>
               <a:graphicFrameLocks xmlns:a="http://schemas.openxmlformats.org/drawingml/2006/main" noChangeAspect="1"/>
@@ -2836,7 +2788,7 @@
                   <pic:spPr>
                     <a:xfrm>
                       <a:off x="0" y="0"/>
-                      <a:ext cx="5017383" cy="6406031"/>
+                      <a:ext cx="5006340" cy="5177384"/>
                     </a:xfrm>
                     <a:prstGeom prst="rect">
                       <a:avLst/>
@@ -2881,6 +2833,26 @@
     </w:p>
     <w:p>
       <w:pPr>
+        <w:pStyle w:val="NormalWeb"/>
+      </w:pPr>
+    </w:p>
+    <w:p>
+      <w:pPr>
+        <w:pStyle w:val="NormalWeb"/>
+      </w:pPr>
+    </w:p>
+    <w:p>
+      <w:pPr>
+        <w:pStyle w:val="NormalWeb"/>
+      </w:pPr>
+    </w:p>
+    <w:p>
+      <w:pPr>
+        <w:pStyle w:val="NormalWeb"/>
+      </w:pPr>
+    </w:p>
+    <w:p>
+      <w:pPr>
         <w:spacing w:before="100" w:beforeAutospacing="1" w:after="100" w:afterAutospacing="1" w:line="240" w:lineRule="auto"/>
         <w:outlineLvl w:val="4"/>
         <w:rPr>
@@ -2898,24 +2870,21 @@
           <w:szCs w:val="28"/>
         </w:rPr>
         <w:lastRenderedPageBreak/>
-        <w:t>Sections</w:t>
-      </w:r>
-      <w:r>
-        <w:rPr>
-          <w:b/>
-          <w:bCs/>
-          <w:sz w:val="28"/>
-          <w:szCs w:val="28"/>
-        </w:rPr>
-        <w:t xml:space="preserve"> management:</w:t>
-      </w:r>
-    </w:p>
-    <w:p>
-      <w:pPr>
-        <w:pStyle w:val="NormalWeb"/>
-      </w:pPr>
-      <w:r>
-        <w:t>Instructor can add, delete, rearrange course sections</w:t>
+        <w:t>Sections management:</w:t>
+      </w:r>
+    </w:p>
+    <w:p>
+      <w:pPr>
+        <w:pStyle w:val="NormalWeb"/>
+      </w:pPr>
+      <w:r>
+        <w:t xml:space="preserve">Instructor can add, delete, </w:t>
+      </w:r>
+      <w:r>
+        <w:t xml:space="preserve">edit, </w:t>
+      </w:r>
+      <w:r>
+        <w:t>rearrange course sections</w:t>
       </w:r>
     </w:p>
     <w:p>
@@ -2927,9 +2896,9 @@
           <w:noProof/>
         </w:rPr>
         <w:drawing>
-          <wp:inline distT="0" distB="0" distL="0" distR="0" wp14:anchorId="46E8E661" wp14:editId="3AA4DD5D">
-            <wp:extent cx="5608806" cy="2522439"/>
-            <wp:effectExtent l="0" t="0" r="0" b="0"/>
+          <wp:inline distT="0" distB="0" distL="0" distR="0" wp14:anchorId="46E8E661" wp14:editId="28117C22">
+            <wp:extent cx="5369285" cy="2522439"/>
+            <wp:effectExtent l="0" t="0" r="3175" b="0"/>
             <wp:docPr id="32" name="Picture 32"/>
             <wp:cNvGraphicFramePr>
               <a:graphicFrameLocks xmlns:a="http://schemas.openxmlformats.org/drawingml/2006/main" noChangeAspect="1"/>
@@ -2956,7 +2925,7 @@
                   <pic:spPr>
                     <a:xfrm>
                       <a:off x="0" y="0"/>
-                      <a:ext cx="5608806" cy="2522439"/>
+                      <a:ext cx="5369285" cy="2522439"/>
                     </a:xfrm>
                     <a:prstGeom prst="rect">
                       <a:avLst/>
@@ -2978,9 +2947,9 @@
           <w:noProof/>
         </w:rPr>
         <w:drawing>
-          <wp:inline distT="0" distB="0" distL="0" distR="0" wp14:anchorId="19B8EABC" wp14:editId="3374C1AA">
-            <wp:extent cx="5502117" cy="3520745"/>
-            <wp:effectExtent l="0" t="0" r="3810" b="3810"/>
+          <wp:inline distT="0" distB="0" distL="0" distR="0" wp14:anchorId="19B8EABC" wp14:editId="6C6CA7F4">
+            <wp:extent cx="5502117" cy="3480505"/>
+            <wp:effectExtent l="0" t="0" r="3810" b="5715"/>
             <wp:docPr id="33" name="Picture 33"/>
             <wp:cNvGraphicFramePr>
               <a:graphicFrameLocks xmlns:a="http://schemas.openxmlformats.org/drawingml/2006/main" noChangeAspect="1"/>
@@ -3007,7 +2976,7 @@
                   <pic:spPr>
                     <a:xfrm>
                       <a:off x="0" y="0"/>
-                      <a:ext cx="5502117" cy="3520745"/>
+                      <a:ext cx="5502117" cy="3480505"/>
                     </a:xfrm>
                     <a:prstGeom prst="rect">
                       <a:avLst/>
@@ -3024,99 +2993,16 @@
       <w:pPr>
         <w:pStyle w:val="NormalWeb"/>
       </w:pPr>
-    </w:p>
-    <w:p>
-      <w:pPr>
-        <w:pStyle w:val="NormalWeb"/>
-      </w:pPr>
-    </w:p>
-    <w:p>
-      <w:pPr>
-        <w:pStyle w:val="NormalWeb"/>
-      </w:pPr>
-    </w:p>
-    <w:p>
-      <w:pPr>
-        <w:pStyle w:val="NormalWeb"/>
-      </w:pPr>
-    </w:p>
-    <w:p>
-      <w:pPr>
-        <w:pStyle w:val="NormalWeb"/>
-      </w:pPr>
-    </w:p>
-    <w:p>
-      <w:pPr>
-        <w:pStyle w:val="NormalWeb"/>
-      </w:pPr>
-    </w:p>
-    <w:p>
-      <w:pPr>
-        <w:spacing w:before="100" w:beforeAutospacing="1" w:after="100" w:afterAutospacing="1" w:line="240" w:lineRule="auto"/>
-        <w:outlineLvl w:val="4"/>
-        <w:rPr>
-          <w:b/>
-          <w:bCs/>
-          <w:sz w:val="28"/>
-          <w:szCs w:val="28"/>
-        </w:rPr>
-      </w:pPr>
-      <w:r>
-        <w:rPr>
-          <w:b/>
-          <w:bCs/>
-          <w:sz w:val="28"/>
-          <w:szCs w:val="28"/>
+      <w:r>
+        <w:rPr>
+          <w:noProof/>
         </w:rPr>
         <w:lastRenderedPageBreak/>
-        <w:t>Lectures</w:t>
-      </w:r>
-      <w:r>
-        <w:rPr>
-          <w:b/>
-          <w:bCs/>
-          <w:sz w:val="28"/>
-          <w:szCs w:val="28"/>
-        </w:rPr>
-        <w:t xml:space="preserve"> management:</w:t>
-      </w:r>
-    </w:p>
-    <w:p>
-      <w:pPr>
-        <w:pStyle w:val="NormalWeb"/>
-      </w:pPr>
-      <w:r>
-        <w:t>Instructor can add, delete</w:t>
-      </w:r>
-      <w:r>
-        <w:t>, edit</w:t>
-      </w:r>
-      <w:r>
-        <w:t xml:space="preserve">, rearrange </w:t>
-      </w:r>
-      <w:r>
-        <w:t>section</w:t>
-      </w:r>
-      <w:r>
-        <w:t xml:space="preserve"> </w:t>
-      </w:r>
-      <w:r>
-        <w:t>lectures</w:t>
-      </w:r>
-    </w:p>
-    <w:p>
-      <w:pPr>
-        <w:pStyle w:val="NormalWeb"/>
-      </w:pPr>
-      <w:r>
-        <w:rPr>
-          <w:noProof/>
-        </w:rPr>
         <w:drawing>
-          <wp:inline distT="0" distB="0" distL="0" distR="0" wp14:anchorId="2652A992" wp14:editId="08B32BC4">
-            <wp:extent cx="6096528" cy="2491956"/>
+          <wp:inline distT="0" distB="0" distL="0" distR="0" wp14:anchorId="5E6C8453" wp14:editId="63873148">
+            <wp:extent cx="5128704" cy="3063505"/>
             <wp:effectExtent l="0" t="0" r="0" b="3810"/>
-            <wp:docPr id="34" name="Picture 34"/>
+            <wp:docPr id="2" name="Picture 2"/>
             <wp:cNvGraphicFramePr>
               <a:graphicFrameLocks xmlns:a="http://schemas.openxmlformats.org/drawingml/2006/main" noChangeAspect="1"/>
             </wp:cNvGraphicFramePr>
@@ -3124,7 +3010,7 @@
               <a:graphicData uri="http://schemas.openxmlformats.org/drawingml/2006/picture">
                 <pic:pic xmlns:pic="http://schemas.openxmlformats.org/drawingml/2006/picture">
                   <pic:nvPicPr>
-                    <pic:cNvPr id="34" name="cr.png"/>
+                    <pic:cNvPr id="2" name="edit.png"/>
                     <pic:cNvPicPr/>
                   </pic:nvPicPr>
                   <pic:blipFill>
@@ -3142,7 +3028,7 @@
                   <pic:spPr>
                     <a:xfrm>
                       <a:off x="0" y="0"/>
-                      <a:ext cx="6096528" cy="2491956"/>
+                      <a:ext cx="5128704" cy="3063505"/>
                     </a:xfrm>
                     <a:prstGeom prst="rect">
                       <a:avLst/>
@@ -3159,15 +3045,130 @@
       <w:pPr>
         <w:pStyle w:val="NormalWeb"/>
       </w:pPr>
+    </w:p>
+    <w:p>
+      <w:pPr>
+        <w:pStyle w:val="NormalWeb"/>
+      </w:pPr>
+    </w:p>
+    <w:p>
+      <w:pPr>
+        <w:pStyle w:val="NormalWeb"/>
+      </w:pPr>
+    </w:p>
+    <w:p>
+      <w:pPr>
+        <w:pStyle w:val="NormalWeb"/>
+      </w:pPr>
+    </w:p>
+    <w:p>
+      <w:pPr>
+        <w:pStyle w:val="NormalWeb"/>
+      </w:pPr>
+    </w:p>
+    <w:p>
+      <w:pPr>
+        <w:pStyle w:val="NormalWeb"/>
+      </w:pPr>
+    </w:p>
+    <w:p>
+      <w:pPr>
+        <w:pStyle w:val="NormalWeb"/>
+      </w:pPr>
+    </w:p>
+    <w:p>
+      <w:pPr>
+        <w:pStyle w:val="NormalWeb"/>
+      </w:pPr>
+    </w:p>
+    <w:p>
+      <w:pPr>
+        <w:pStyle w:val="NormalWeb"/>
+      </w:pPr>
+    </w:p>
+    <w:p>
+      <w:pPr>
+        <w:pStyle w:val="NormalWeb"/>
+      </w:pPr>
+    </w:p>
+    <w:p>
+      <w:pPr>
+        <w:pStyle w:val="NormalWeb"/>
+      </w:pPr>
+    </w:p>
+    <w:p>
+      <w:pPr>
+        <w:pStyle w:val="NormalWeb"/>
+      </w:pPr>
+    </w:p>
+    <w:p>
+      <w:pPr>
+        <w:pStyle w:val="NormalWeb"/>
+      </w:pPr>
+    </w:p>
+    <w:p>
+      <w:pPr>
+        <w:pStyle w:val="NormalWeb"/>
+      </w:pPr>
+    </w:p>
+    <w:p>
+      <w:pPr>
+        <w:pStyle w:val="NormalWeb"/>
+      </w:pPr>
+    </w:p>
+    <w:p>
+      <w:pPr>
+        <w:pStyle w:val="NormalWeb"/>
+      </w:pPr>
+    </w:p>
+    <w:p>
+      <w:pPr>
+        <w:pStyle w:val="NormalWeb"/>
+      </w:pPr>
+    </w:p>
+    <w:p>
+      <w:pPr>
+        <w:spacing w:before="100" w:beforeAutospacing="1" w:after="100" w:afterAutospacing="1" w:line="240" w:lineRule="auto"/>
+        <w:outlineLvl w:val="4"/>
+        <w:rPr>
+          <w:b/>
+          <w:bCs/>
+          <w:sz w:val="28"/>
+          <w:szCs w:val="28"/>
+        </w:rPr>
+      </w:pPr>
+      <w:r>
+        <w:rPr>
+          <w:b/>
+          <w:bCs/>
+          <w:sz w:val="28"/>
+          <w:szCs w:val="28"/>
+        </w:rPr>
+        <w:lastRenderedPageBreak/>
+        <w:t>Lectures management:</w:t>
+      </w:r>
+    </w:p>
+    <w:p>
+      <w:pPr>
+        <w:pStyle w:val="NormalWeb"/>
+      </w:pPr>
+      <w:r>
+        <w:t>Instructor can add, delete, edit, rearrange section lectures</w:t>
+      </w:r>
+    </w:p>
+    <w:p>
+      <w:pPr>
+        <w:pStyle w:val="NormalWeb"/>
+      </w:pPr>
       <w:r>
         <w:rPr>
           <w:noProof/>
         </w:rPr>
         <w:drawing>
-          <wp:inline distT="0" distB="0" distL="0" distR="0" wp14:anchorId="71AF9EFC" wp14:editId="4DF3AC17">
-            <wp:extent cx="5601185" cy="3314987"/>
-            <wp:effectExtent l="0" t="0" r="0" b="0"/>
-            <wp:docPr id="35" name="Picture 35"/>
+          <wp:inline distT="0" distB="0" distL="0" distR="0" wp14:anchorId="2652A992" wp14:editId="40A99758">
+            <wp:extent cx="4450653" cy="2491956"/>
+            <wp:effectExtent l="0" t="0" r="7620" b="3810"/>
+            <wp:docPr id="34" name="Picture 34"/>
             <wp:cNvGraphicFramePr>
               <a:graphicFrameLocks xmlns:a="http://schemas.openxmlformats.org/drawingml/2006/main" noChangeAspect="1"/>
             </wp:cNvGraphicFramePr>
@@ -3175,7 +3176,7 @@
               <a:graphicData uri="http://schemas.openxmlformats.org/drawingml/2006/picture">
                 <pic:pic xmlns:pic="http://schemas.openxmlformats.org/drawingml/2006/picture">
                   <pic:nvPicPr>
-                    <pic:cNvPr id="35" name="de.png"/>
+                    <pic:cNvPr id="34" name="cr.png"/>
                     <pic:cNvPicPr/>
                   </pic:nvPicPr>
                   <pic:blipFill>
@@ -3193,7 +3194,7 @@
                   <pic:spPr>
                     <a:xfrm>
                       <a:off x="0" y="0"/>
-                      <a:ext cx="5601185" cy="3314987"/>
+                      <a:ext cx="4450653" cy="2491956"/>
                     </a:xfrm>
                     <a:prstGeom prst="rect">
                       <a:avLst/>
@@ -3215,10 +3216,10 @@
           <w:noProof/>
         </w:rPr>
         <w:drawing>
-          <wp:inline distT="0" distB="0" distL="0" distR="0" wp14:anchorId="7D20C515" wp14:editId="11C49128">
-            <wp:extent cx="5494496" cy="1615580"/>
-            <wp:effectExtent l="0" t="0" r="0" b="3810"/>
-            <wp:docPr id="36" name="Picture 36"/>
+          <wp:inline distT="0" distB="0" distL="0" distR="0" wp14:anchorId="71AF9EFC" wp14:editId="749C5F3B">
+            <wp:extent cx="5188675" cy="3314987"/>
+            <wp:effectExtent l="0" t="0" r="0" b="0"/>
+            <wp:docPr id="35" name="Picture 35"/>
             <wp:cNvGraphicFramePr>
               <a:graphicFrameLocks xmlns:a="http://schemas.openxmlformats.org/drawingml/2006/main" noChangeAspect="1"/>
             </wp:cNvGraphicFramePr>
@@ -3226,7 +3227,7 @@
               <a:graphicData uri="http://schemas.openxmlformats.org/drawingml/2006/picture">
                 <pic:pic xmlns:pic="http://schemas.openxmlformats.org/drawingml/2006/picture">
                   <pic:nvPicPr>
-                    <pic:cNvPr id="36" name="edi.png"/>
+                    <pic:cNvPr id="35" name="de.png"/>
                     <pic:cNvPicPr/>
                   </pic:nvPicPr>
                   <pic:blipFill>
@@ -3244,7 +3245,7 @@
                   <pic:spPr>
                     <a:xfrm>
                       <a:off x="0" y="0"/>
-                      <a:ext cx="5494496" cy="1615580"/>
+                      <a:ext cx="5188675" cy="3314987"/>
                     </a:xfrm>
                     <a:prstGeom prst="rect">
                       <a:avLst/>
@@ -3261,70 +3262,15 @@
       <w:pPr>
         <w:pStyle w:val="NormalWeb"/>
       </w:pPr>
-    </w:p>
-    <w:p>
-      <w:pPr>
-        <w:pStyle w:val="NormalWeb"/>
-        <w:rPr>
-          <w:b/>
-          <w:bCs/>
-          <w:sz w:val="28"/>
-          <w:szCs w:val="28"/>
-        </w:rPr>
-      </w:pPr>
-      <w:r>
-        <w:rPr>
-          <w:b/>
-          <w:bCs/>
-          <w:sz w:val="28"/>
-          <w:szCs w:val="28"/>
-        </w:rPr>
-        <w:lastRenderedPageBreak/>
-        <w:t>Videos</w:t>
-      </w:r>
-    </w:p>
-    <w:p>
-      <w:pPr>
-        <w:pStyle w:val="NormalWeb"/>
-        <w:numPr>
-          <w:ilvl w:val="0"/>
-          <w:numId w:val="7"/>
-        </w:numPr>
-      </w:pPr>
-      <w:r>
-        <w:t>Instructor can upload video to each lecture</w:t>
-      </w:r>
-    </w:p>
-    <w:p>
-      <w:pPr>
-        <w:pStyle w:val="NormalWeb"/>
-        <w:numPr>
-          <w:ilvl w:val="0"/>
-          <w:numId w:val="7"/>
-        </w:numPr>
-      </w:pPr>
-      <w:r>
-        <w:t xml:space="preserve">Videos are hosted on </w:t>
-      </w:r>
-      <w:proofErr w:type="spellStart"/>
-      <w:r>
-        <w:t>cloudinary</w:t>
-      </w:r>
-      <w:proofErr w:type="spellEnd"/>
-    </w:p>
-    <w:p>
-      <w:pPr>
-        <w:pStyle w:val="NormalWeb"/>
-      </w:pPr>
       <w:r>
         <w:rPr>
           <w:noProof/>
         </w:rPr>
         <w:drawing>
-          <wp:inline distT="0" distB="0" distL="0" distR="0" wp14:anchorId="50ECC473" wp14:editId="22A1A645">
-            <wp:extent cx="6858000" cy="4610735"/>
-            <wp:effectExtent l="0" t="0" r="0" b="0"/>
-            <wp:docPr id="37" name="Picture 37"/>
+          <wp:inline distT="0" distB="0" distL="0" distR="0" wp14:anchorId="7D20C515" wp14:editId="0DFF9DF8">
+            <wp:extent cx="4980839" cy="1615580"/>
+            <wp:effectExtent l="0" t="0" r="0" b="3810"/>
+            <wp:docPr id="36" name="Picture 36"/>
             <wp:cNvGraphicFramePr>
               <a:graphicFrameLocks xmlns:a="http://schemas.openxmlformats.org/drawingml/2006/main" noChangeAspect="1"/>
             </wp:cNvGraphicFramePr>
@@ -3332,7 +3278,7 @@
               <a:graphicData uri="http://schemas.openxmlformats.org/drawingml/2006/picture">
                 <pic:pic xmlns:pic="http://schemas.openxmlformats.org/drawingml/2006/picture">
                   <pic:nvPicPr>
-                    <pic:cNvPr id="37" name="vide.png"/>
+                    <pic:cNvPr id="36" name="edi.png"/>
                     <pic:cNvPicPr/>
                   </pic:nvPicPr>
                   <pic:blipFill>
@@ -3350,7 +3296,7 @@
                   <pic:spPr>
                     <a:xfrm>
                       <a:off x="0" y="0"/>
-                      <a:ext cx="6858000" cy="4610735"/>
+                      <a:ext cx="4980839" cy="1615580"/>
                     </a:xfrm>
                     <a:prstGeom prst="rect">
                       <a:avLst/>
@@ -3371,98 +3317,22 @@
     <w:p>
       <w:pPr>
         <w:pStyle w:val="NormalWeb"/>
-      </w:pPr>
-    </w:p>
-    <w:p>
-      <w:pPr>
-        <w:pStyle w:val="NormalWeb"/>
-      </w:pPr>
-    </w:p>
-    <w:p>
-      <w:pPr>
-        <w:pStyle w:val="NormalWeb"/>
-      </w:pPr>
-    </w:p>
-    <w:p>
-      <w:pPr>
-        <w:pStyle w:val="NormalWeb"/>
-      </w:pPr>
-    </w:p>
-    <w:p>
-      <w:pPr>
-        <w:pStyle w:val="NormalWeb"/>
-      </w:pPr>
-    </w:p>
-    <w:p>
-      <w:pPr>
-        <w:pStyle w:val="NormalWeb"/>
-      </w:pPr>
-    </w:p>
-    <w:p>
-      <w:pPr>
-        <w:pStyle w:val="NormalWeb"/>
-      </w:pPr>
-    </w:p>
-    <w:p>
-      <w:pPr>
-        <w:pStyle w:val="NormalWeb"/>
-      </w:pPr>
-    </w:p>
-    <w:p>
-      <w:pPr>
-        <w:pStyle w:val="NormalWeb"/>
-      </w:pPr>
-    </w:p>
-    <w:p>
-      <w:pPr>
-        <w:spacing w:before="100" w:beforeAutospacing="1" w:after="100" w:afterAutospacing="1" w:line="240" w:lineRule="auto"/>
-        <w:outlineLvl w:val="4"/>
         <w:rPr>
           <w:b/>
           <w:bCs/>
-          <w:sz w:val="30"/>
-          <w:szCs w:val="30"/>
+          <w:sz w:val="28"/>
+          <w:szCs w:val="28"/>
         </w:rPr>
       </w:pPr>
       <w:r>
         <w:rPr>
           <w:b/>
           <w:bCs/>
-          <w:sz w:val="30"/>
-          <w:szCs w:val="30"/>
+          <w:sz w:val="28"/>
+          <w:szCs w:val="28"/>
         </w:rPr>
         <w:lastRenderedPageBreak/>
-        <w:t>Services:</w:t>
-      </w:r>
-    </w:p>
-    <w:p>
-      <w:pPr>
-        <w:pStyle w:val="NormalWeb"/>
-        <w:rPr>
-          <w:b/>
-          <w:bCs/>
-        </w:rPr>
-      </w:pPr>
-      <w:r>
-        <w:rPr>
-          <w:b/>
-          <w:bCs/>
-        </w:rPr>
-        <w:t>Mail</w:t>
-      </w:r>
-      <w:r>
-        <w:rPr>
-          <w:b/>
-          <w:bCs/>
-        </w:rPr>
-        <w:t xml:space="preserve"> </w:t>
-      </w:r>
-      <w:r>
-        <w:rPr>
-          <w:b/>
-          <w:bCs/>
-        </w:rPr>
-        <w:t>Service</w:t>
+        <w:t>Videos</w:t>
       </w:r>
     </w:p>
     <w:p>
@@ -3470,11 +3340,11 @@
         <w:pStyle w:val="NormalWeb"/>
         <w:numPr>
           <w:ilvl w:val="0"/>
-          <w:numId w:val="5"/>
+          <w:numId w:val="7"/>
         </w:numPr>
       </w:pPr>
       <w:r>
-        <w:t>Sending emails</w:t>
+        <w:t>Instructor can upload video to each lecture</w:t>
       </w:r>
     </w:p>
     <w:p>
@@ -3482,12 +3352,17 @@
         <w:pStyle w:val="NormalWeb"/>
         <w:numPr>
           <w:ilvl w:val="0"/>
-          <w:numId w:val="5"/>
+          <w:numId w:val="7"/>
         </w:numPr>
       </w:pPr>
       <w:r>
-        <w:t>Reset password</w:t>
-      </w:r>
+        <w:t xml:space="preserve">Videos are hosted on </w:t>
+      </w:r>
+      <w:proofErr w:type="spellStart"/>
+      <w:r>
+        <w:t>cloudinary</w:t>
+      </w:r>
+      <w:proofErr w:type="spellEnd"/>
     </w:p>
     <w:p>
       <w:pPr>
@@ -3498,10 +3373,10 @@
           <w:noProof/>
         </w:rPr>
         <w:drawing>
-          <wp:inline distT="0" distB="0" distL="0" distR="0" wp14:anchorId="77F4C32D" wp14:editId="03F07FAD">
-            <wp:extent cx="6721422" cy="4511431"/>
-            <wp:effectExtent l="0" t="0" r="3810" b="3810"/>
-            <wp:docPr id="8" name="Picture 8"/>
+          <wp:inline distT="0" distB="0" distL="0" distR="0" wp14:anchorId="50ECC473" wp14:editId="7C0E788F">
+            <wp:extent cx="5526815" cy="4610735"/>
+            <wp:effectExtent l="0" t="0" r="0" b="0"/>
+            <wp:docPr id="37" name="Picture 37"/>
             <wp:cNvGraphicFramePr>
               <a:graphicFrameLocks xmlns:a="http://schemas.openxmlformats.org/drawingml/2006/main" noChangeAspect="1"/>
             </wp:cNvGraphicFramePr>
@@ -3509,7 +3384,7 @@
               <a:graphicData uri="http://schemas.openxmlformats.org/drawingml/2006/picture">
                 <pic:pic xmlns:pic="http://schemas.openxmlformats.org/drawingml/2006/picture">
                   <pic:nvPicPr>
-                    <pic:cNvPr id="8" name="mail.png"/>
+                    <pic:cNvPr id="37" name="vide.png"/>
                     <pic:cNvPicPr/>
                   </pic:nvPicPr>
                   <pic:blipFill>
@@ -3527,7 +3402,7 @@
                   <pic:spPr>
                     <a:xfrm>
                       <a:off x="0" y="0"/>
-                      <a:ext cx="6721422" cy="4511431"/>
+                      <a:ext cx="5526815" cy="4610735"/>
                     </a:xfrm>
                     <a:prstGeom prst="rect">
                       <a:avLst/>
@@ -3588,18 +3463,58 @@
     <w:p>
       <w:pPr>
         <w:pStyle w:val="NormalWeb"/>
+      </w:pPr>
+    </w:p>
+    <w:p>
+      <w:pPr>
+        <w:spacing w:before="100" w:beforeAutospacing="1" w:after="100" w:afterAutospacing="1" w:line="240" w:lineRule="auto"/>
+        <w:outlineLvl w:val="4"/>
         <w:rPr>
           <w:b/>
           <w:bCs/>
+          <w:sz w:val="30"/>
+          <w:szCs w:val="30"/>
         </w:rPr>
       </w:pPr>
       <w:r>
         <w:rPr>
           <w:b/>
           <w:bCs/>
+          <w:sz w:val="30"/>
+          <w:szCs w:val="30"/>
         </w:rPr>
         <w:lastRenderedPageBreak/>
-        <w:t>Payment Service</w:t>
+        <w:t>Services:</w:t>
+      </w:r>
+    </w:p>
+    <w:p>
+      <w:pPr>
+        <w:pStyle w:val="NormalWeb"/>
+        <w:rPr>
+          <w:b/>
+          <w:bCs/>
+        </w:rPr>
+      </w:pPr>
+      <w:r>
+        <w:rPr>
+          <w:b/>
+          <w:bCs/>
+        </w:rPr>
+        <w:t>Mail</w:t>
+      </w:r>
+      <w:r>
+        <w:rPr>
+          <w:b/>
+          <w:bCs/>
+        </w:rPr>
+        <w:t xml:space="preserve"> </w:t>
+      </w:r>
+      <w:r>
+        <w:rPr>
+          <w:b/>
+          <w:bCs/>
+        </w:rPr>
+        <w:t>Service</w:t>
       </w:r>
     </w:p>
     <w:p>
@@ -3607,20 +3522,11 @@
         <w:pStyle w:val="NormalWeb"/>
         <w:numPr>
           <w:ilvl w:val="0"/>
-          <w:numId w:val="8"/>
+          <w:numId w:val="5"/>
         </w:numPr>
-        <w:rPr>
-          <w:b/>
-          <w:bCs/>
-        </w:rPr>
-      </w:pPr>
-      <w:proofErr w:type="spellStart"/>
-      <w:r>
-        <w:t>PayMob</w:t>
-      </w:r>
-      <w:proofErr w:type="spellEnd"/>
-      <w:r>
-        <w:t xml:space="preserve"> is integrated to handle payment transactions. </w:t>
+      </w:pPr>
+      <w:r>
+        <w:t>Sending emails</w:t>
       </w:r>
     </w:p>
     <w:p>
@@ -3628,36 +3534,26 @@
         <w:pStyle w:val="NormalWeb"/>
         <w:numPr>
           <w:ilvl w:val="0"/>
-          <w:numId w:val="8"/>
+          <w:numId w:val="5"/>
         </w:numPr>
-        <w:rPr>
-          <w:b/>
-          <w:bCs/>
-        </w:rPr>
-      </w:pPr>
-      <w:r>
-        <w:t>Users can make payments securely, and the system updates the booking status upon successful payment.</w:t>
-      </w:r>
-    </w:p>
-    <w:p>
-      <w:pPr>
-        <w:pStyle w:val="NormalWeb"/>
-        <w:rPr>
-          <w:b/>
-          <w:bCs/>
-        </w:rPr>
-      </w:pPr>
-      <w:r>
-        <w:rPr>
-          <w:b/>
-          <w:bCs/>
+      </w:pPr>
+      <w:r>
+        <w:t>Reset password</w:t>
+      </w:r>
+    </w:p>
+    <w:p>
+      <w:pPr>
+        <w:pStyle w:val="NormalWeb"/>
+      </w:pPr>
+      <w:r>
+        <w:rPr>
           <w:noProof/>
         </w:rPr>
         <w:drawing>
-          <wp:inline distT="0" distB="0" distL="0" distR="0" wp14:anchorId="21E7552A" wp14:editId="6A449AB6">
-            <wp:extent cx="6858000" cy="5193665"/>
-            <wp:effectExtent l="0" t="0" r="0" b="6985"/>
-            <wp:docPr id="38" name="Picture 38"/>
+          <wp:inline distT="0" distB="0" distL="0" distR="0" wp14:anchorId="77F4C32D" wp14:editId="1B70D86A">
+            <wp:extent cx="6615848" cy="4511431"/>
+            <wp:effectExtent l="0" t="0" r="0" b="3810"/>
+            <wp:docPr id="8" name="Picture 8"/>
             <wp:cNvGraphicFramePr>
               <a:graphicFrameLocks xmlns:a="http://schemas.openxmlformats.org/drawingml/2006/main" noChangeAspect="1"/>
             </wp:cNvGraphicFramePr>
@@ -3665,7 +3561,7 @@
               <a:graphicData uri="http://schemas.openxmlformats.org/drawingml/2006/picture">
                 <pic:pic xmlns:pic="http://schemas.openxmlformats.org/drawingml/2006/picture">
                   <pic:nvPicPr>
-                    <pic:cNvPr id="38" name="payment.png"/>
+                    <pic:cNvPr id="8" name="mail.png"/>
                     <pic:cNvPicPr/>
                   </pic:nvPicPr>
                   <pic:blipFill>
@@ -3683,7 +3579,7 @@
                   <pic:spPr>
                     <a:xfrm>
                       <a:off x="0" y="0"/>
-                      <a:ext cx="6858000" cy="5193665"/>
+                      <a:ext cx="6615848" cy="4511431"/>
                     </a:xfrm>
                     <a:prstGeom prst="rect">
                       <a:avLst/>
@@ -3738,75 +3634,82 @@
     </w:p>
     <w:p>
       <w:pPr>
-        <w:spacing w:before="100" w:beforeAutospacing="1" w:after="100" w:afterAutospacing="1" w:line="240" w:lineRule="auto"/>
-        <w:outlineLvl w:val="4"/>
-        <w:rPr>
-          <w:sz w:val="28"/>
-          <w:szCs w:val="28"/>
-        </w:rPr>
-      </w:pPr>
-      <w:r>
-        <w:rPr>
-          <w:sz w:val="28"/>
-          <w:szCs w:val="28"/>
+        <w:pStyle w:val="NormalWeb"/>
+      </w:pPr>
+    </w:p>
+    <w:p>
+      <w:pPr>
+        <w:pStyle w:val="NormalWeb"/>
+        <w:rPr>
+          <w:b/>
+          <w:bCs/>
+        </w:rPr>
+      </w:pPr>
+      <w:r>
+        <w:rPr>
+          <w:b/>
+          <w:bCs/>
         </w:rPr>
         <w:lastRenderedPageBreak/>
-        <w:t>Photo Service:</w:t>
-      </w:r>
-    </w:p>
-    <w:p>
-      <w:pPr>
-        <w:spacing w:before="100" w:beforeAutospacing="1" w:after="100" w:afterAutospacing="1" w:line="240" w:lineRule="auto"/>
-        <w:outlineLvl w:val="4"/>
-        <w:rPr>
-          <w:sz w:val="28"/>
-          <w:szCs w:val="28"/>
-        </w:rPr>
-      </w:pPr>
-      <w:r>
-        <w:rPr>
-          <w:sz w:val="28"/>
-          <w:szCs w:val="28"/>
-        </w:rPr>
-        <w:t>Using</w:t>
-      </w:r>
-      <w:r>
-        <w:rPr>
-          <w:sz w:val="28"/>
-          <w:szCs w:val="28"/>
-        </w:rPr>
-        <w:t xml:space="preserve"> </w:t>
-      </w:r>
+        <w:t>Payment Service</w:t>
+      </w:r>
+    </w:p>
+    <w:p>
+      <w:pPr>
+        <w:pStyle w:val="NormalWeb"/>
+        <w:numPr>
+          <w:ilvl w:val="0"/>
+          <w:numId w:val="8"/>
+        </w:numPr>
+        <w:rPr>
+          <w:b/>
+          <w:bCs/>
+        </w:rPr>
+      </w:pPr>
       <w:proofErr w:type="spellStart"/>
       <w:r>
-        <w:rPr>
-          <w:sz w:val="28"/>
-          <w:szCs w:val="28"/>
-        </w:rPr>
-        <w:t>cloudinary</w:t>
+        <w:t>PayMob</w:t>
       </w:r>
       <w:proofErr w:type="spellEnd"/>
       <w:r>
-        <w:rPr>
-          <w:sz w:val="28"/>
-          <w:szCs w:val="28"/>
-        </w:rPr>
-        <w:t xml:space="preserve"> to upload images</w:t>
-      </w:r>
-    </w:p>
-    <w:p>
-      <w:pPr>
-        <w:pStyle w:val="NormalWeb"/>
-      </w:pPr>
-      <w:r>
-        <w:rPr>
+        <w:t xml:space="preserve"> is integrated to handle payment transactions. </w:t>
+      </w:r>
+    </w:p>
+    <w:p>
+      <w:pPr>
+        <w:pStyle w:val="NormalWeb"/>
+        <w:numPr>
+          <w:ilvl w:val="0"/>
+          <w:numId w:val="8"/>
+        </w:numPr>
+        <w:rPr>
+          <w:b/>
+          <w:bCs/>
+        </w:rPr>
+      </w:pPr>
+      <w:r>
+        <w:t>Users can make payments securely, and the system updates the booking status upon successful payment.</w:t>
+      </w:r>
+    </w:p>
+    <w:p>
+      <w:pPr>
+        <w:pStyle w:val="NormalWeb"/>
+        <w:rPr>
+          <w:b/>
+          <w:bCs/>
+        </w:rPr>
+      </w:pPr>
+      <w:r>
+        <w:rPr>
+          <w:b/>
+          <w:bCs/>
           <w:noProof/>
         </w:rPr>
         <w:drawing>
-          <wp:inline distT="0" distB="0" distL="0" distR="0" wp14:anchorId="1750EB03" wp14:editId="56C2112C">
-            <wp:extent cx="6142252" cy="5159187"/>
-            <wp:effectExtent l="0" t="0" r="0" b="3810"/>
-            <wp:docPr id="39" name="Picture 39"/>
+          <wp:inline distT="0" distB="0" distL="0" distR="0" wp14:anchorId="21E7552A" wp14:editId="02193C79">
+            <wp:extent cx="6858000" cy="4519380"/>
+            <wp:effectExtent l="0" t="0" r="0" b="0"/>
+            <wp:docPr id="38" name="Picture 38"/>
             <wp:cNvGraphicFramePr>
               <a:graphicFrameLocks xmlns:a="http://schemas.openxmlformats.org/drawingml/2006/main" noChangeAspect="1"/>
             </wp:cNvGraphicFramePr>
@@ -3814,7 +3717,7 @@
               <a:graphicData uri="http://schemas.openxmlformats.org/drawingml/2006/picture">
                 <pic:pic xmlns:pic="http://schemas.openxmlformats.org/drawingml/2006/picture">
                   <pic:nvPicPr>
-                    <pic:cNvPr id="39" name="pho.png"/>
+                    <pic:cNvPr id="38" name="payment.png"/>
                     <pic:cNvPicPr/>
                   </pic:nvPicPr>
                   <pic:blipFill>
@@ -3832,7 +3735,7 @@
                   <pic:spPr>
                     <a:xfrm>
                       <a:off x="0" y="0"/>
-                      <a:ext cx="6142252" cy="5159187"/>
+                      <a:ext cx="6858000" cy="4519380"/>
                     </a:xfrm>
                     <a:prstGeom prst="rect">
                       <a:avLst/>
@@ -3892,6 +3795,11 @@
     </w:p>
     <w:p>
       <w:pPr>
+        <w:pStyle w:val="NormalWeb"/>
+      </w:pPr>
+    </w:p>
+    <w:p>
+      <w:pPr>
         <w:spacing w:before="100" w:beforeAutospacing="1" w:after="100" w:afterAutospacing="1" w:line="240" w:lineRule="auto"/>
         <w:outlineLvl w:val="4"/>
         <w:rPr>
@@ -3905,7 +3813,7 @@
           <w:szCs w:val="28"/>
         </w:rPr>
         <w:lastRenderedPageBreak/>
-        <w:t>Data seeding:</w:t>
+        <w:t>Photo Service:</w:t>
       </w:r>
     </w:p>
     <w:p>
@@ -3922,43 +3830,46 @@
           <w:sz w:val="28"/>
           <w:szCs w:val="28"/>
         </w:rPr>
-        <w:t>App seeds roles</w:t>
-      </w:r>
-      <w:r>
-        <w:rPr>
-          <w:sz w:val="28"/>
-          <w:szCs w:val="28"/>
-        </w:rPr>
-        <w:t>, languages, levels, course statuses, payment statuses and</w:t>
-      </w:r>
-      <w:r>
-        <w:rPr>
-          <w:sz w:val="28"/>
-          <w:szCs w:val="28"/>
-        </w:rPr>
-        <w:t xml:space="preserve"> admin account on first run</w:t>
-      </w:r>
-    </w:p>
-    <w:p>
-      <w:pPr>
-        <w:spacing w:before="100" w:beforeAutospacing="1" w:after="100" w:afterAutospacing="1" w:line="240" w:lineRule="auto"/>
-        <w:outlineLvl w:val="4"/>
-        <w:rPr>
-          <w:sz w:val="28"/>
-          <w:szCs w:val="28"/>
-        </w:rPr>
-      </w:pPr>
+        <w:t>Using</w:t>
+      </w:r>
+      <w:r>
+        <w:rPr>
+          <w:sz w:val="28"/>
+          <w:szCs w:val="28"/>
+        </w:rPr>
+        <w:t xml:space="preserve"> </w:t>
+      </w:r>
+      <w:proofErr w:type="spellStart"/>
+      <w:r>
+        <w:rPr>
+          <w:sz w:val="28"/>
+          <w:szCs w:val="28"/>
+        </w:rPr>
+        <w:t>cloudinary</w:t>
+      </w:r>
+      <w:proofErr w:type="spellEnd"/>
+      <w:r>
+        <w:rPr>
+          <w:sz w:val="28"/>
+          <w:szCs w:val="28"/>
+        </w:rPr>
+        <w:t xml:space="preserve"> to upload images</w:t>
+      </w:r>
+    </w:p>
+    <w:p>
+      <w:pPr>
+        <w:pStyle w:val="NormalWeb"/>
+      </w:pPr>
+      <w:bookmarkStart w:id="0" w:name="_GoBack"/>
       <w:r>
         <w:rPr>
           <w:noProof/>
-          <w:sz w:val="28"/>
-          <w:szCs w:val="28"/>
         </w:rPr>
         <w:drawing>
-          <wp:inline distT="0" distB="0" distL="0" distR="0" wp14:anchorId="01B896E4" wp14:editId="161C5609">
-            <wp:extent cx="6858000" cy="4761230"/>
-            <wp:effectExtent l="0" t="0" r="0" b="1270"/>
-            <wp:docPr id="40" name="Picture 40"/>
+          <wp:inline distT="0" distB="0" distL="0" distR="0" wp14:anchorId="1750EB03" wp14:editId="2A02C386">
+            <wp:extent cx="6728178" cy="5676900"/>
+            <wp:effectExtent l="0" t="0" r="0" b="0"/>
+            <wp:docPr id="39" name="Picture 39"/>
             <wp:cNvGraphicFramePr>
               <a:graphicFrameLocks xmlns:a="http://schemas.openxmlformats.org/drawingml/2006/main" noChangeAspect="1"/>
             </wp:cNvGraphicFramePr>
@@ -3966,7 +3877,7 @@
               <a:graphicData uri="http://schemas.openxmlformats.org/drawingml/2006/picture">
                 <pic:pic xmlns:pic="http://schemas.openxmlformats.org/drawingml/2006/picture">
                   <pic:nvPicPr>
-                    <pic:cNvPr id="40" name="seed.png"/>
+                    <pic:cNvPr id="39" name="pho.png"/>
                     <pic:cNvPicPr/>
                   </pic:nvPicPr>
                   <pic:blipFill>
@@ -3984,7 +3895,7 @@
                   <pic:spPr>
                     <a:xfrm>
                       <a:off x="0" y="0"/>
-                      <a:ext cx="6858000" cy="4761230"/>
+                      <a:ext cx="6745642" cy="5691635"/>
                     </a:xfrm>
                     <a:prstGeom prst="rect">
                       <a:avLst/>
@@ -3996,6 +3907,7 @@
           </wp:inline>
         </w:drawing>
       </w:r>
+      <w:bookmarkEnd w:id="0"/>
     </w:p>
     <w:p>
       <w:pPr>
@@ -4056,23 +3968,46 @@
           <w:sz w:val="28"/>
           <w:szCs w:val="28"/>
         </w:rPr>
-        <w:lastRenderedPageBreak/>
-        <w:t>Initiate app</w:t>
-      </w:r>
-    </w:p>
-    <w:p>
-      <w:pPr>
-        <w:pStyle w:val="NormalWeb"/>
+        <w:t>Data seeding:</w:t>
+      </w:r>
+    </w:p>
+    <w:p>
+      <w:pPr>
+        <w:spacing w:before="100" w:beforeAutospacing="1" w:after="100" w:afterAutospacing="1" w:line="240" w:lineRule="auto"/>
+        <w:outlineLvl w:val="4"/>
+        <w:rPr>
+          <w:sz w:val="28"/>
+          <w:szCs w:val="28"/>
+        </w:rPr>
+      </w:pPr>
+      <w:r>
+        <w:rPr>
+          <w:sz w:val="28"/>
+          <w:szCs w:val="28"/>
+        </w:rPr>
+        <w:t>App seeds roles, languages, levels, course statuses, payment statuses and admin account on first run</w:t>
+      </w:r>
+    </w:p>
+    <w:p>
+      <w:pPr>
+        <w:spacing w:before="100" w:beforeAutospacing="1" w:after="100" w:afterAutospacing="1" w:line="240" w:lineRule="auto"/>
+        <w:outlineLvl w:val="4"/>
+        <w:rPr>
+          <w:sz w:val="28"/>
+          <w:szCs w:val="28"/>
+        </w:rPr>
       </w:pPr>
       <w:r>
         <w:rPr>
           <w:noProof/>
+          <w:sz w:val="28"/>
+          <w:szCs w:val="28"/>
         </w:rPr>
         <w:drawing>
-          <wp:inline distT="0" distB="0" distL="0" distR="0" wp14:anchorId="52C681E7" wp14:editId="24501C4B">
-            <wp:extent cx="4816257" cy="4206605"/>
-            <wp:effectExtent l="0" t="0" r="3810" b="3810"/>
-            <wp:docPr id="41" name="Picture 41"/>
+          <wp:inline distT="0" distB="0" distL="0" distR="0" wp14:anchorId="01B896E4" wp14:editId="6AA78277">
+            <wp:extent cx="6825241" cy="4761230"/>
+            <wp:effectExtent l="0" t="0" r="0" b="1270"/>
+            <wp:docPr id="40" name="Picture 40"/>
             <wp:cNvGraphicFramePr>
               <a:graphicFrameLocks xmlns:a="http://schemas.openxmlformats.org/drawingml/2006/main" noChangeAspect="1"/>
             </wp:cNvGraphicFramePr>
@@ -4080,7 +4015,7 @@
               <a:graphicData uri="http://schemas.openxmlformats.org/drawingml/2006/picture">
                 <pic:pic xmlns:pic="http://schemas.openxmlformats.org/drawingml/2006/picture">
                   <pic:nvPicPr>
-                    <pic:cNvPr id="41" name="app1.png"/>
+                    <pic:cNvPr id="40" name="seed.png"/>
                     <pic:cNvPicPr/>
                   </pic:nvPicPr>
                   <pic:blipFill>
@@ -4098,7 +4033,7 @@
                   <pic:spPr>
                     <a:xfrm>
                       <a:off x="0" y="0"/>
-                      <a:ext cx="4816257" cy="4206605"/>
+                      <a:ext cx="6825241" cy="4761230"/>
                     </a:xfrm>
                     <a:prstGeom prst="rect">
                       <a:avLst/>
@@ -4110,15 +4045,82 @@
           </wp:inline>
         </w:drawing>
       </w:r>
+    </w:p>
+    <w:p>
+      <w:pPr>
+        <w:pStyle w:val="NormalWeb"/>
+      </w:pPr>
+    </w:p>
+    <w:p>
+      <w:pPr>
+        <w:pStyle w:val="NormalWeb"/>
+      </w:pPr>
+    </w:p>
+    <w:p>
+      <w:pPr>
+        <w:pStyle w:val="NormalWeb"/>
+      </w:pPr>
+    </w:p>
+    <w:p>
+      <w:pPr>
+        <w:pStyle w:val="NormalWeb"/>
+      </w:pPr>
+    </w:p>
+    <w:p>
+      <w:pPr>
+        <w:pStyle w:val="NormalWeb"/>
+      </w:pPr>
+    </w:p>
+    <w:p>
+      <w:pPr>
+        <w:pStyle w:val="NormalWeb"/>
+      </w:pPr>
+    </w:p>
+    <w:p>
+      <w:pPr>
+        <w:pStyle w:val="NormalWeb"/>
+      </w:pPr>
+    </w:p>
+    <w:p>
+      <w:pPr>
+        <w:pStyle w:val="NormalWeb"/>
+      </w:pPr>
+    </w:p>
+    <w:p>
+      <w:pPr>
+        <w:pStyle w:val="NormalWeb"/>
+      </w:pPr>
+    </w:p>
+    <w:p>
+      <w:pPr>
+        <w:spacing w:before="100" w:beforeAutospacing="1" w:after="100" w:afterAutospacing="1" w:line="240" w:lineRule="auto"/>
+        <w:outlineLvl w:val="4"/>
+        <w:rPr>
+          <w:sz w:val="28"/>
+          <w:szCs w:val="28"/>
+        </w:rPr>
+      </w:pPr>
+      <w:r>
+        <w:rPr>
+          <w:sz w:val="28"/>
+          <w:szCs w:val="28"/>
+        </w:rPr>
+        <w:t>Initiate app</w:t>
+      </w:r>
+    </w:p>
+    <w:p>
+      <w:pPr>
+        <w:pStyle w:val="NormalWeb"/>
+      </w:pPr>
       <w:r>
         <w:rPr>
           <w:noProof/>
         </w:rPr>
         <w:drawing>
-          <wp:inline distT="0" distB="0" distL="0" distR="0" wp14:anchorId="2B3B1B45" wp14:editId="305A3CDE">
-            <wp:extent cx="5456393" cy="3292125"/>
-            <wp:effectExtent l="0" t="0" r="0" b="3810"/>
-            <wp:docPr id="42" name="Picture 42"/>
+          <wp:inline distT="0" distB="0" distL="0" distR="0" wp14:anchorId="52C681E7" wp14:editId="5C7DB642">
+            <wp:extent cx="6766179" cy="6294120"/>
+            <wp:effectExtent l="0" t="0" r="0" b="0"/>
+            <wp:docPr id="41" name="Picture 41"/>
             <wp:cNvGraphicFramePr>
               <a:graphicFrameLocks xmlns:a="http://schemas.openxmlformats.org/drawingml/2006/main" noChangeAspect="1"/>
             </wp:cNvGraphicFramePr>
@@ -4126,7 +4128,7 @@
               <a:graphicData uri="http://schemas.openxmlformats.org/drawingml/2006/picture">
                 <pic:pic xmlns:pic="http://schemas.openxmlformats.org/drawingml/2006/picture">
                   <pic:nvPicPr>
-                    <pic:cNvPr id="42" name="app2.png"/>
+                    <pic:cNvPr id="41" name="app1.png"/>
                     <pic:cNvPicPr/>
                   </pic:nvPicPr>
                   <pic:blipFill>
@@ -4144,7 +4146,7 @@
                   <pic:spPr>
                     <a:xfrm>
                       <a:off x="0" y="0"/>
-                      <a:ext cx="5456393" cy="3292125"/>
+                      <a:ext cx="6774553" cy="6301910"/>
                     </a:xfrm>
                     <a:prstGeom prst="rect">
                       <a:avLst/>
@@ -5111,27 +5113,9 @@
   </w:abstractNum>
   <w:num w:numId="1">
     <w:abstractNumId w:val="5"/>
-    <w:lvlOverride w:ilvl="0"/>
-    <w:lvlOverride w:ilvl="1"/>
-    <w:lvlOverride w:ilvl="2"/>
-    <w:lvlOverride w:ilvl="3"/>
-    <w:lvlOverride w:ilvl="4"/>
-    <w:lvlOverride w:ilvl="5"/>
-    <w:lvlOverride w:ilvl="6"/>
-    <w:lvlOverride w:ilvl="7"/>
-    <w:lvlOverride w:ilvl="8"/>
   </w:num>
   <w:num w:numId="2">
     <w:abstractNumId w:val="3"/>
-    <w:lvlOverride w:ilvl="0"/>
-    <w:lvlOverride w:ilvl="1"/>
-    <w:lvlOverride w:ilvl="2"/>
-    <w:lvlOverride w:ilvl="3"/>
-    <w:lvlOverride w:ilvl="4"/>
-    <w:lvlOverride w:ilvl="5"/>
-    <w:lvlOverride w:ilvl="6"/>
-    <w:lvlOverride w:ilvl="7"/>
-    <w:lvlOverride w:ilvl="8"/>
   </w:num>
   <w:num w:numId="3">
     <w:abstractNumId w:val="7"/>
@@ -5565,6 +5549,7 @@
   <w:style w:type="character" w:default="1" w:styleId="DefaultParagraphFont">
     <w:name w:val="Default Paragraph Font"/>
     <w:uiPriority w:val="1"/>
+    <w:semiHidden/>
     <w:unhideWhenUsed/>
   </w:style>
   <w:style w:type="table" w:default="1" w:styleId="TableNormal">
@@ -5929,7 +5914,7 @@
 </file>
 
 <file path=customXml/itemProps1.xml><?xml version="1.0" encoding="utf-8"?>
-<ds:datastoreItem xmlns:ds="http://schemas.openxmlformats.org/officeDocument/2006/customXml" ds:itemID="{84DC715E-9066-45EE-83F6-1201F638FBBE}">
+<ds:datastoreItem xmlns:ds="http://schemas.openxmlformats.org/officeDocument/2006/customXml" ds:itemID="{19172351-8E12-40AD-81D2-1B6AF43C80E3}">
   <ds:schemaRefs>
     <ds:schemaRef ds:uri="http://schemas.openxmlformats.org/officeDocument/2006/bibliography"/>
   </ds:schemaRefs>
